--- a/Swdpr301.docx
+++ b/Swdpr301.docx
@@ -21,40 +21,438 @@
           <w:sz w:val="30"/>
           <w:szCs w:val="30"/>
         </w:rPr>
-        <w:t>APPLICATION OF LEARNING</w:t>
-      </w:r>
+        <w:t xml:space="preserve">APPLICATION OF LEARNING </w:t>
+      </w:r>
+    </w:p>
+    <w:p>
+      <w:pPr>
+        <w:spacing w:line="240" w:lineRule="auto"/>
+        <w:rPr>
+          <w:rFonts w:ascii="Arial" w:eastAsia="Times New Roman" w:hAnsi="Arial" w:cs="Arial"/>
+          <w:b/>
+          <w:bCs/>
+          <w:sz w:val="24"/>
+          <w:szCs w:val="24"/>
+        </w:rPr>
+      </w:pPr>
+      <w:r>
+        <w:rPr>
+          <w:rFonts w:ascii="Arial" w:eastAsia="Times New Roman" w:hAnsi="Arial" w:cs="Arial"/>
+          <w:b/>
+          <w:bCs/>
+          <w:sz w:val="24"/>
+          <w:szCs w:val="24"/>
+        </w:rPr>
+        <w:t>Systems Analysis &amp; Requirement Documentation</w:t>
+      </w:r>
+    </w:p>
+    <w:p>
+      <w:pPr>
+        <w:spacing w:before="100" w:beforeAutospacing="1" w:after="100" w:afterAutospacing="1" w:line="240" w:lineRule="auto"/>
+        <w:rPr>
+          <w:rFonts w:ascii="Times New Roman" w:eastAsia="Times New Roman" w:hAnsi="Times New Roman" w:cs="Times New Roman"/>
+          <w:sz w:val="24"/>
+          <w:szCs w:val="24"/>
+        </w:rPr>
+      </w:pPr>
+      <w:r>
+        <w:rPr>
+          <w:rFonts w:ascii="Times New Roman" w:eastAsia="Times New Roman" w:hAnsi="Times New Roman" w:cs="Times New Roman"/>
+          <w:sz w:val="24"/>
+          <w:szCs w:val="24"/>
+        </w:rPr>
+        <w:t>Prepared by:</w:t>
+      </w:r>
+    </w:p>
+    <w:p>
+      <w:pPr>
+        <w:numPr>
+          <w:ilvl w:val="0"/>
+          <w:numId w:val="11"/>
+        </w:numPr>
+        <w:spacing w:before="100" w:beforeAutospacing="1" w:after="100" w:afterAutospacing="1" w:line="240" w:lineRule="auto"/>
+        <w:rPr>
+          <w:rFonts w:ascii="Times New Roman" w:eastAsia="Times New Roman" w:hAnsi="Times New Roman" w:cs="Times New Roman"/>
+          <w:sz w:val="24"/>
+          <w:szCs w:val="24"/>
+        </w:rPr>
+      </w:pPr>
+      <w:r>
+        <w:rPr>
+          <w:rFonts w:ascii="Times New Roman" w:eastAsia="Times New Roman" w:hAnsi="Times New Roman" w:cs="Times New Roman"/>
+          <w:sz w:val="24"/>
+          <w:szCs w:val="24"/>
+        </w:rPr>
+        <w:t xml:space="preserve">IRADUKUNDA Marie </w:t>
+      </w:r>
+      <w:proofErr w:type="spellStart"/>
+      <w:r>
+        <w:rPr>
+          <w:rFonts w:ascii="Times New Roman" w:eastAsia="Times New Roman" w:hAnsi="Times New Roman" w:cs="Times New Roman"/>
+          <w:sz w:val="24"/>
+          <w:szCs w:val="24"/>
+        </w:rPr>
+        <w:t>Noella</w:t>
+      </w:r>
+      <w:proofErr w:type="spellEnd"/>
+      <w:r>
+        <w:rPr>
+          <w:rFonts w:ascii="Times New Roman" w:eastAsia="Times New Roman" w:hAnsi="Times New Roman" w:cs="Times New Roman"/>
+          <w:sz w:val="24"/>
+          <w:szCs w:val="24"/>
+        </w:rPr>
+        <w:t xml:space="preserve"> </w:t>
+      </w:r>
+    </w:p>
+    <w:p>
+      <w:pPr>
+        <w:numPr>
+          <w:ilvl w:val="0"/>
+          <w:numId w:val="11"/>
+        </w:numPr>
+        <w:spacing w:before="100" w:beforeAutospacing="1" w:after="100" w:afterAutospacing="1" w:line="240" w:lineRule="auto"/>
+        <w:rPr>
+          <w:rFonts w:ascii="Times New Roman" w:eastAsia="Times New Roman" w:hAnsi="Times New Roman" w:cs="Times New Roman"/>
+          <w:sz w:val="24"/>
+          <w:szCs w:val="24"/>
+        </w:rPr>
+      </w:pPr>
+      <w:proofErr w:type="spellStart"/>
+      <w:r>
+        <w:rPr>
+          <w:rFonts w:ascii="Times New Roman" w:eastAsia="Times New Roman" w:hAnsi="Times New Roman" w:cs="Times New Roman"/>
+          <w:sz w:val="24"/>
+          <w:szCs w:val="24"/>
+        </w:rPr>
+        <w:t>Manishimwe</w:t>
+      </w:r>
+      <w:proofErr w:type="spellEnd"/>
+      <w:r>
+        <w:rPr>
+          <w:rFonts w:ascii="Times New Roman" w:eastAsia="Times New Roman" w:hAnsi="Times New Roman" w:cs="Times New Roman"/>
+          <w:sz w:val="24"/>
+          <w:szCs w:val="24"/>
+        </w:rPr>
+        <w:t xml:space="preserve"> </w:t>
+      </w:r>
+      <w:proofErr w:type="spellStart"/>
+      <w:r>
+        <w:rPr>
+          <w:rFonts w:ascii="Times New Roman" w:eastAsia="Times New Roman" w:hAnsi="Times New Roman" w:cs="Times New Roman"/>
+          <w:sz w:val="24"/>
+          <w:szCs w:val="24"/>
+        </w:rPr>
+        <w:t>Louange</w:t>
+      </w:r>
+      <w:proofErr w:type="spellEnd"/>
+      <w:r>
+        <w:rPr>
+          <w:rFonts w:ascii="Times New Roman" w:eastAsia="Times New Roman" w:hAnsi="Times New Roman" w:cs="Times New Roman"/>
+          <w:sz w:val="24"/>
+          <w:szCs w:val="24"/>
+        </w:rPr>
+        <w:t xml:space="preserve"> </w:t>
+      </w:r>
+    </w:p>
+    <w:p>
+      <w:pPr>
+        <w:numPr>
+          <w:ilvl w:val="0"/>
+          <w:numId w:val="11"/>
+        </w:numPr>
+        <w:spacing w:before="100" w:beforeAutospacing="1" w:after="100" w:afterAutospacing="1" w:line="240" w:lineRule="auto"/>
+        <w:rPr>
+          <w:rFonts w:ascii="Times New Roman" w:eastAsia="Times New Roman" w:hAnsi="Times New Roman" w:cs="Times New Roman"/>
+          <w:sz w:val="24"/>
+          <w:szCs w:val="24"/>
+        </w:rPr>
+      </w:pPr>
+      <w:r>
+        <w:rPr>
+          <w:rFonts w:ascii="Times New Roman" w:eastAsia="Times New Roman" w:hAnsi="Times New Roman" w:cs="Times New Roman"/>
+          <w:sz w:val="24"/>
+          <w:szCs w:val="24"/>
+        </w:rPr>
+        <w:t xml:space="preserve">NDIZEYE Innocent </w:t>
+      </w:r>
+    </w:p>
+    <w:p>
+      <w:pPr>
+        <w:numPr>
+          <w:ilvl w:val="0"/>
+          <w:numId w:val="11"/>
+        </w:numPr>
+        <w:spacing w:before="100" w:beforeAutospacing="1" w:after="100" w:afterAutospacing="1" w:line="240" w:lineRule="auto"/>
+        <w:rPr>
+          <w:rFonts w:ascii="Times New Roman" w:eastAsia="Times New Roman" w:hAnsi="Times New Roman" w:cs="Times New Roman"/>
+          <w:sz w:val="24"/>
+          <w:szCs w:val="24"/>
+        </w:rPr>
+      </w:pPr>
+      <w:r>
+        <w:rPr>
+          <w:rFonts w:ascii="Times New Roman" w:eastAsia="Times New Roman" w:hAnsi="Times New Roman" w:cs="Times New Roman"/>
+          <w:sz w:val="24"/>
+          <w:szCs w:val="24"/>
+        </w:rPr>
+        <w:t xml:space="preserve">UWASE </w:t>
+      </w:r>
+      <w:proofErr w:type="spellStart"/>
+      <w:r>
+        <w:rPr>
+          <w:rFonts w:ascii="Times New Roman" w:eastAsia="Times New Roman" w:hAnsi="Times New Roman" w:cs="Times New Roman"/>
+          <w:sz w:val="24"/>
+          <w:szCs w:val="24"/>
+        </w:rPr>
+        <w:t>Cyizere</w:t>
+      </w:r>
+      <w:proofErr w:type="spellEnd"/>
+      <w:r>
+        <w:rPr>
+          <w:rFonts w:ascii="Times New Roman" w:eastAsia="Times New Roman" w:hAnsi="Times New Roman" w:cs="Times New Roman"/>
+          <w:sz w:val="24"/>
+          <w:szCs w:val="24"/>
+        </w:rPr>
+        <w:t xml:space="preserve"> </w:t>
+      </w:r>
+      <w:proofErr w:type="spellStart"/>
+      <w:r>
+        <w:rPr>
+          <w:rFonts w:ascii="Times New Roman" w:eastAsia="Times New Roman" w:hAnsi="Times New Roman" w:cs="Times New Roman"/>
+          <w:sz w:val="24"/>
+          <w:szCs w:val="24"/>
+        </w:rPr>
+        <w:t>Nadege</w:t>
+      </w:r>
+      <w:proofErr w:type="spellEnd"/>
+      <w:r>
+        <w:rPr>
+          <w:rFonts w:ascii="Times New Roman" w:eastAsia="Times New Roman" w:hAnsi="Times New Roman" w:cs="Times New Roman"/>
+          <w:sz w:val="24"/>
+          <w:szCs w:val="24"/>
+        </w:rPr>
+        <w:t xml:space="preserve"> </w:t>
+      </w:r>
+    </w:p>
+    <w:p>
+      <w:pPr>
+        <w:numPr>
+          <w:ilvl w:val="0"/>
+          <w:numId w:val="11"/>
+        </w:numPr>
+        <w:spacing w:before="100" w:beforeAutospacing="1" w:after="100" w:afterAutospacing="1" w:line="240" w:lineRule="auto"/>
+        <w:rPr>
+          <w:rFonts w:ascii="Times New Roman" w:eastAsia="Times New Roman" w:hAnsi="Times New Roman" w:cs="Times New Roman"/>
+          <w:sz w:val="24"/>
+          <w:szCs w:val="24"/>
+        </w:rPr>
+      </w:pPr>
+      <w:r>
+        <w:rPr>
+          <w:rFonts w:ascii="Times New Roman" w:eastAsia="Times New Roman" w:hAnsi="Times New Roman" w:cs="Times New Roman"/>
+          <w:sz w:val="24"/>
+          <w:szCs w:val="24"/>
+        </w:rPr>
+        <w:t xml:space="preserve">RUKUNDO Prince </w:t>
+      </w:r>
+    </w:p>
+    <w:p>
+      <w:pPr>
+        <w:numPr>
+          <w:ilvl w:val="0"/>
+          <w:numId w:val="11"/>
+        </w:numPr>
+        <w:spacing w:before="100" w:beforeAutospacing="1" w:after="100" w:afterAutospacing="1" w:line="240" w:lineRule="auto"/>
+        <w:rPr>
+          <w:rFonts w:ascii="Times New Roman" w:eastAsia="Times New Roman" w:hAnsi="Times New Roman" w:cs="Times New Roman"/>
+          <w:sz w:val="24"/>
+          <w:szCs w:val="24"/>
+        </w:rPr>
+      </w:pPr>
+      <w:r>
+        <w:rPr>
+          <w:rFonts w:ascii="Times New Roman" w:eastAsia="Times New Roman" w:hAnsi="Times New Roman" w:cs="Times New Roman"/>
+          <w:sz w:val="24"/>
+          <w:szCs w:val="24"/>
+        </w:rPr>
+        <w:t xml:space="preserve">MURAGIJIMANA </w:t>
+      </w:r>
+      <w:proofErr w:type="spellStart"/>
+      <w:r>
+        <w:rPr>
+          <w:rFonts w:ascii="Times New Roman" w:eastAsia="Times New Roman" w:hAnsi="Times New Roman" w:cs="Times New Roman"/>
+          <w:sz w:val="24"/>
+          <w:szCs w:val="24"/>
+        </w:rPr>
+        <w:t>Gentille</w:t>
+      </w:r>
+      <w:proofErr w:type="spellEnd"/>
+      <w:r>
+        <w:rPr>
+          <w:rFonts w:ascii="Times New Roman" w:eastAsia="Times New Roman" w:hAnsi="Times New Roman" w:cs="Times New Roman"/>
+          <w:sz w:val="24"/>
+          <w:szCs w:val="24"/>
+        </w:rPr>
+        <w:t xml:space="preserve"> </w:t>
+      </w:r>
+    </w:p>
+    <w:p>
+      <w:pPr>
+        <w:numPr>
+          <w:ilvl w:val="0"/>
+          <w:numId w:val="11"/>
+        </w:numPr>
+        <w:spacing w:before="100" w:beforeAutospacing="1" w:after="100" w:afterAutospacing="1" w:line="240" w:lineRule="auto"/>
+        <w:rPr>
+          <w:rFonts w:ascii="Times New Roman" w:eastAsia="Times New Roman" w:hAnsi="Times New Roman" w:cs="Times New Roman"/>
+          <w:sz w:val="24"/>
+          <w:szCs w:val="24"/>
+        </w:rPr>
+      </w:pPr>
+      <w:r>
+        <w:rPr>
+          <w:rFonts w:ascii="Times New Roman" w:eastAsia="Times New Roman" w:hAnsi="Times New Roman" w:cs="Times New Roman"/>
+          <w:sz w:val="24"/>
+          <w:szCs w:val="24"/>
+        </w:rPr>
+        <w:t xml:space="preserve">KATUSHABE Valentine </w:t>
+      </w:r>
+    </w:p>
+    <w:p>
+      <w:pPr>
+        <w:numPr>
+          <w:ilvl w:val="0"/>
+          <w:numId w:val="11"/>
+        </w:numPr>
+        <w:spacing w:before="100" w:beforeAutospacing="1" w:after="100" w:afterAutospacing="1" w:line="240" w:lineRule="auto"/>
+        <w:rPr>
+          <w:rFonts w:ascii="Times New Roman" w:eastAsia="Times New Roman" w:hAnsi="Times New Roman" w:cs="Times New Roman"/>
+          <w:sz w:val="24"/>
+          <w:szCs w:val="24"/>
+        </w:rPr>
+      </w:pPr>
+      <w:r>
+        <w:rPr>
+          <w:rFonts w:ascii="Times New Roman" w:eastAsia="Times New Roman" w:hAnsi="Times New Roman" w:cs="Times New Roman"/>
+          <w:sz w:val="24"/>
+          <w:szCs w:val="24"/>
+        </w:rPr>
+        <w:t xml:space="preserve">RUGAMBA Jackson </w:t>
+      </w:r>
+    </w:p>
+    <w:p>
+      <w:pPr>
+        <w:numPr>
+          <w:ilvl w:val="0"/>
+          <w:numId w:val="11"/>
+        </w:numPr>
+        <w:spacing w:before="100" w:beforeAutospacing="1" w:after="100" w:afterAutospacing="1" w:line="240" w:lineRule="auto"/>
+        <w:rPr>
+          <w:rFonts w:ascii="Times New Roman" w:eastAsia="Times New Roman" w:hAnsi="Times New Roman" w:cs="Times New Roman"/>
+          <w:sz w:val="24"/>
+          <w:szCs w:val="24"/>
+        </w:rPr>
+      </w:pPr>
+      <w:r>
+        <w:rPr>
+          <w:rFonts w:ascii="Times New Roman" w:eastAsia="Times New Roman" w:hAnsi="Times New Roman" w:cs="Times New Roman"/>
+          <w:sz w:val="24"/>
+          <w:szCs w:val="24"/>
+        </w:rPr>
+        <w:t xml:space="preserve">MASENGESHO </w:t>
+      </w:r>
+      <w:proofErr w:type="spellStart"/>
+      <w:r>
+        <w:rPr>
+          <w:rFonts w:ascii="Times New Roman" w:eastAsia="Times New Roman" w:hAnsi="Times New Roman" w:cs="Times New Roman"/>
+          <w:sz w:val="24"/>
+          <w:szCs w:val="24"/>
+        </w:rPr>
+        <w:t>Anitha</w:t>
+      </w:r>
+      <w:proofErr w:type="spellEnd"/>
+      <w:r>
+        <w:rPr>
+          <w:rFonts w:ascii="Times New Roman" w:eastAsia="Times New Roman" w:hAnsi="Times New Roman" w:cs="Times New Roman"/>
+          <w:sz w:val="24"/>
+          <w:szCs w:val="24"/>
+        </w:rPr>
+        <w:t xml:space="preserve"> </w:t>
+      </w:r>
+    </w:p>
+    <w:p>
+      <w:pPr>
+        <w:numPr>
+          <w:ilvl w:val="0"/>
+          <w:numId w:val="11"/>
+        </w:numPr>
+        <w:spacing w:before="100" w:beforeAutospacing="1" w:after="100" w:afterAutospacing="1" w:line="240" w:lineRule="auto"/>
+        <w:rPr>
+          <w:rFonts w:ascii="Times New Roman" w:eastAsia="Times New Roman" w:hAnsi="Times New Roman" w:cs="Times New Roman"/>
+          <w:sz w:val="24"/>
+          <w:szCs w:val="24"/>
+        </w:rPr>
+      </w:pPr>
+      <w:r>
+        <w:rPr>
+          <w:rFonts w:ascii="Times New Roman" w:eastAsia="Times New Roman" w:hAnsi="Times New Roman" w:cs="Times New Roman"/>
+          <w:sz w:val="24"/>
+          <w:szCs w:val="24"/>
+        </w:rPr>
+        <w:t xml:space="preserve">UMWARI </w:t>
+      </w:r>
+      <w:proofErr w:type="spellStart"/>
+      <w:r>
+        <w:rPr>
+          <w:rFonts w:ascii="Times New Roman" w:eastAsia="Times New Roman" w:hAnsi="Times New Roman" w:cs="Times New Roman"/>
+          <w:sz w:val="24"/>
+          <w:szCs w:val="24"/>
+        </w:rPr>
+        <w:t>Benitha</w:t>
+      </w:r>
+      <w:proofErr w:type="spellEnd"/>
+      <w:r>
+        <w:rPr>
+          <w:rFonts w:ascii="Times New Roman" w:eastAsia="Times New Roman" w:hAnsi="Times New Roman" w:cs="Times New Roman"/>
+          <w:sz w:val="24"/>
+          <w:szCs w:val="24"/>
+        </w:rPr>
+        <w:t xml:space="preserve"> </w:t>
+      </w:r>
+    </w:p>
+    <w:p>
+      <w:pPr>
+        <w:numPr>
+          <w:ilvl w:val="0"/>
+          <w:numId w:val="11"/>
+        </w:numPr>
+        <w:spacing w:before="100" w:beforeAutospacing="1" w:after="100" w:afterAutospacing="1" w:line="240" w:lineRule="auto"/>
+        <w:rPr>
+          <w:rFonts w:ascii="Times New Roman" w:eastAsia="Times New Roman" w:hAnsi="Times New Roman" w:cs="Times New Roman"/>
+          <w:sz w:val="24"/>
+          <w:szCs w:val="24"/>
+        </w:rPr>
+      </w:pPr>
+      <w:r>
+        <w:rPr>
+          <w:rFonts w:ascii="Times New Roman" w:eastAsia="Times New Roman" w:hAnsi="Times New Roman" w:cs="Times New Roman"/>
+          <w:sz w:val="24"/>
+          <w:szCs w:val="24"/>
+        </w:rPr>
+        <w:t xml:space="preserve">AGABA Pride </w:t>
+      </w:r>
+    </w:p>
+    <w:p>
+      <w:pPr>
+        <w:spacing w:line="240" w:lineRule="auto"/>
+        <w:rPr>
+          <w:rFonts w:ascii="Arial" w:eastAsia="Times New Roman" w:hAnsi="Arial" w:cs="Arial"/>
+          <w:sz w:val="24"/>
+          <w:szCs w:val="24"/>
+        </w:rPr>
+      </w:pPr>
       <w:bookmarkStart w:id="0" w:name="_GoBack"/>
       <w:bookmarkEnd w:id="0"/>
-      <w:r>
-        <w:rPr>
-          <w:rFonts w:ascii="Arial" w:eastAsia="Times New Roman" w:hAnsi="Arial" w:cs="Arial"/>
-          <w:b/>
-          <w:bCs/>
-          <w:sz w:val="30"/>
-          <w:szCs w:val="30"/>
-        </w:rPr>
-        <w:t xml:space="preserve"> </w:t>
-      </w:r>
-    </w:p>
-    <w:p>
-      <w:pPr>
-        <w:spacing w:line="240" w:lineRule="auto"/>
-        <w:rPr>
-          <w:rFonts w:ascii="Arial" w:eastAsia="Times New Roman" w:hAnsi="Arial" w:cs="Arial"/>
-          <w:sz w:val="24"/>
-          <w:szCs w:val="24"/>
-        </w:rPr>
-      </w:pPr>
-      <w:r>
-        <w:rPr>
-          <w:rFonts w:ascii="Arial" w:eastAsia="Times New Roman" w:hAnsi="Arial" w:cs="Arial"/>
-          <w:b/>
-          <w:bCs/>
-          <w:sz w:val="24"/>
-          <w:szCs w:val="24"/>
-        </w:rPr>
-        <w:t>Systems Analysis &amp; Requirement Documentation</w:t>
-      </w:r>
     </w:p>
     <w:p>
       <w:pPr>
@@ -383,6 +781,7 @@
           <w:sz w:val="30"/>
           <w:szCs w:val="30"/>
         </w:rPr>
+        <w:lastRenderedPageBreak/>
         <w:t>1.2 Data Interpretation, Visualization, and Strategy</w:t>
       </w:r>
     </w:p>
@@ -706,7 +1105,6 @@
           <w:sz w:val="24"/>
           <w:szCs w:val="24"/>
         </w:rPr>
-        <w:lastRenderedPageBreak/>
         <w:t>High Priority:</w:t>
       </w:r>
       <w:r>
@@ -1123,6 +1521,7 @@
           <w:sz w:val="24"/>
           <w:szCs w:val="24"/>
         </w:rPr>
+        <w:lastRenderedPageBreak/>
         <w:t>Project Goal:</w:t>
       </w:r>
       <w:r>
@@ -1406,7 +1805,6 @@
           <w:sz w:val="24"/>
           <w:szCs w:val="24"/>
         </w:rPr>
-        <w:lastRenderedPageBreak/>
         <w:t>Problem Statement:</w:t>
       </w:r>
       <w:r>
@@ -1866,6 +2264,7 @@
           <w:sz w:val="24"/>
           <w:szCs w:val="24"/>
         </w:rPr>
+        <w:lastRenderedPageBreak/>
         <w:t>System:</w:t>
       </w:r>
       <w:r>
@@ -2124,7 +2523,6 @@
           <w:sz w:val="24"/>
           <w:szCs w:val="24"/>
         </w:rPr>
-        <w:lastRenderedPageBreak/>
         <w:t>Doctor Story:</w:t>
       </w:r>
       <w:r>
@@ -2972,6 +3370,155 @@
     </w:lvl>
   </w:abstractNum>
   <w:abstractNum w:abstractNumId="4" w15:restartNumberingAfterBreak="0">
+    <w:nsid w:val="321E67B9"/>
+    <w:multiLevelType w:val="multilevel"/>
+    <w:tmpl w:val="E566FD80"/>
+    <w:lvl w:ilvl="0">
+      <w:start w:val="1"/>
+      <w:numFmt w:val="bullet"/>
+      <w:lvlText w:val=""/>
+      <w:lvlJc w:val="left"/>
+      <w:pPr>
+        <w:tabs>
+          <w:tab w:val="num" w:pos="720"/>
+        </w:tabs>
+        <w:ind w:left="720" w:hanging="360"/>
+      </w:pPr>
+      <w:rPr>
+        <w:rFonts w:ascii="Symbol" w:hAnsi="Symbol" w:hint="default"/>
+        <w:sz w:val="20"/>
+      </w:rPr>
+    </w:lvl>
+    <w:lvl w:ilvl="1" w:tentative="1">
+      <w:start w:val="1"/>
+      <w:numFmt w:val="bullet"/>
+      <w:lvlText w:val="o"/>
+      <w:lvlJc w:val="left"/>
+      <w:pPr>
+        <w:tabs>
+          <w:tab w:val="num" w:pos="1440"/>
+        </w:tabs>
+        <w:ind w:left="1440" w:hanging="360"/>
+      </w:pPr>
+      <w:rPr>
+        <w:rFonts w:ascii="Courier New" w:hAnsi="Courier New" w:hint="default"/>
+        <w:sz w:val="20"/>
+      </w:rPr>
+    </w:lvl>
+    <w:lvl w:ilvl="2" w:tentative="1">
+      <w:start w:val="1"/>
+      <w:numFmt w:val="bullet"/>
+      <w:lvlText w:val=""/>
+      <w:lvlJc w:val="left"/>
+      <w:pPr>
+        <w:tabs>
+          <w:tab w:val="num" w:pos="2160"/>
+        </w:tabs>
+        <w:ind w:left="2160" w:hanging="360"/>
+      </w:pPr>
+      <w:rPr>
+        <w:rFonts w:ascii="Wingdings" w:hAnsi="Wingdings" w:hint="default"/>
+        <w:sz w:val="20"/>
+      </w:rPr>
+    </w:lvl>
+    <w:lvl w:ilvl="3" w:tentative="1">
+      <w:start w:val="1"/>
+      <w:numFmt w:val="bullet"/>
+      <w:lvlText w:val=""/>
+      <w:lvlJc w:val="left"/>
+      <w:pPr>
+        <w:tabs>
+          <w:tab w:val="num" w:pos="2880"/>
+        </w:tabs>
+        <w:ind w:left="2880" w:hanging="360"/>
+      </w:pPr>
+      <w:rPr>
+        <w:rFonts w:ascii="Wingdings" w:hAnsi="Wingdings" w:hint="default"/>
+        <w:sz w:val="20"/>
+      </w:rPr>
+    </w:lvl>
+    <w:lvl w:ilvl="4" w:tentative="1">
+      <w:start w:val="1"/>
+      <w:numFmt w:val="bullet"/>
+      <w:lvlText w:val=""/>
+      <w:lvlJc w:val="left"/>
+      <w:pPr>
+        <w:tabs>
+          <w:tab w:val="num" w:pos="3600"/>
+        </w:tabs>
+        <w:ind w:left="3600" w:hanging="360"/>
+      </w:pPr>
+      <w:rPr>
+        <w:rFonts w:ascii="Wingdings" w:hAnsi="Wingdings" w:hint="default"/>
+        <w:sz w:val="20"/>
+      </w:rPr>
+    </w:lvl>
+    <w:lvl w:ilvl="5" w:tentative="1">
+      <w:start w:val="1"/>
+      <w:numFmt w:val="bullet"/>
+      <w:lvlText w:val=""/>
+      <w:lvlJc w:val="left"/>
+      <w:pPr>
+        <w:tabs>
+          <w:tab w:val="num" w:pos="4320"/>
+        </w:tabs>
+        <w:ind w:left="4320" w:hanging="360"/>
+      </w:pPr>
+      <w:rPr>
+        <w:rFonts w:ascii="Wingdings" w:hAnsi="Wingdings" w:hint="default"/>
+        <w:sz w:val="20"/>
+      </w:rPr>
+    </w:lvl>
+    <w:lvl w:ilvl="6" w:tentative="1">
+      <w:start w:val="1"/>
+      <w:numFmt w:val="bullet"/>
+      <w:lvlText w:val=""/>
+      <w:lvlJc w:val="left"/>
+      <w:pPr>
+        <w:tabs>
+          <w:tab w:val="num" w:pos="5040"/>
+        </w:tabs>
+        <w:ind w:left="5040" w:hanging="360"/>
+      </w:pPr>
+      <w:rPr>
+        <w:rFonts w:ascii="Wingdings" w:hAnsi="Wingdings" w:hint="default"/>
+        <w:sz w:val="20"/>
+      </w:rPr>
+    </w:lvl>
+    <w:lvl w:ilvl="7" w:tentative="1">
+      <w:start w:val="1"/>
+      <w:numFmt w:val="bullet"/>
+      <w:lvlText w:val=""/>
+      <w:lvlJc w:val="left"/>
+      <w:pPr>
+        <w:tabs>
+          <w:tab w:val="num" w:pos="5760"/>
+        </w:tabs>
+        <w:ind w:left="5760" w:hanging="360"/>
+      </w:pPr>
+      <w:rPr>
+        <w:rFonts w:ascii="Wingdings" w:hAnsi="Wingdings" w:hint="default"/>
+        <w:sz w:val="20"/>
+      </w:rPr>
+    </w:lvl>
+    <w:lvl w:ilvl="8" w:tentative="1">
+      <w:start w:val="1"/>
+      <w:numFmt w:val="bullet"/>
+      <w:lvlText w:val=""/>
+      <w:lvlJc w:val="left"/>
+      <w:pPr>
+        <w:tabs>
+          <w:tab w:val="num" w:pos="6480"/>
+        </w:tabs>
+        <w:ind w:left="6480" w:hanging="360"/>
+      </w:pPr>
+      <w:rPr>
+        <w:rFonts w:ascii="Wingdings" w:hAnsi="Wingdings" w:hint="default"/>
+        <w:sz w:val="20"/>
+      </w:rPr>
+    </w:lvl>
+  </w:abstractNum>
+  <w:abstractNum w:abstractNumId="5" w15:restartNumberingAfterBreak="0">
     <w:nsid w:val="33230A94"/>
     <w:multiLevelType w:val="multilevel"/>
     <w:tmpl w:val="2216F61A"/>
@@ -3120,7 +3667,7 @@
       </w:rPr>
     </w:lvl>
   </w:abstractNum>
-  <w:abstractNum w:abstractNumId="5" w15:restartNumberingAfterBreak="0">
+  <w:abstractNum w:abstractNumId="6" w15:restartNumberingAfterBreak="0">
     <w:nsid w:val="33AD2B8B"/>
     <w:multiLevelType w:val="multilevel"/>
     <w:tmpl w:val="4F4440F8"/>
@@ -3269,7 +3816,7 @@
       </w:rPr>
     </w:lvl>
   </w:abstractNum>
-  <w:abstractNum w:abstractNumId="6" w15:restartNumberingAfterBreak="0">
+  <w:abstractNum w:abstractNumId="7" w15:restartNumberingAfterBreak="0">
     <w:nsid w:val="3B3E6D89"/>
     <w:multiLevelType w:val="multilevel"/>
     <w:tmpl w:val="ED6E1618"/>
@@ -3418,7 +3965,7 @@
       </w:rPr>
     </w:lvl>
   </w:abstractNum>
-  <w:abstractNum w:abstractNumId="7" w15:restartNumberingAfterBreak="0">
+  <w:abstractNum w:abstractNumId="8" w15:restartNumberingAfterBreak="0">
     <w:nsid w:val="5C9B661C"/>
     <w:multiLevelType w:val="multilevel"/>
     <w:tmpl w:val="095EAAD6"/>
@@ -3535,7 +4082,7 @@
       </w:pPr>
     </w:lvl>
   </w:abstractNum>
-  <w:abstractNum w:abstractNumId="8" w15:restartNumberingAfterBreak="0">
+  <w:abstractNum w:abstractNumId="9" w15:restartNumberingAfterBreak="0">
     <w:nsid w:val="6057329C"/>
     <w:multiLevelType w:val="multilevel"/>
     <w:tmpl w:val="A288AE7C"/>
@@ -3684,7 +4231,7 @@
       </w:rPr>
     </w:lvl>
   </w:abstractNum>
-  <w:abstractNum w:abstractNumId="9" w15:restartNumberingAfterBreak="0">
+  <w:abstractNum w:abstractNumId="10" w15:restartNumberingAfterBreak="0">
     <w:nsid w:val="7A1E3684"/>
     <w:multiLevelType w:val="multilevel"/>
     <w:tmpl w:val="62A6ECF2"/>
@@ -3834,19 +4381,19 @@
     </w:lvl>
   </w:abstractNum>
   <w:num w:numId="1">
-    <w:abstractNumId w:val="4"/>
+    <w:abstractNumId w:val="5"/>
   </w:num>
   <w:num w:numId="2">
     <w:abstractNumId w:val="2"/>
   </w:num>
   <w:num w:numId="3">
-    <w:abstractNumId w:val="7"/>
+    <w:abstractNumId w:val="8"/>
   </w:num>
   <w:num w:numId="4">
-    <w:abstractNumId w:val="9"/>
+    <w:abstractNumId w:val="10"/>
   </w:num>
   <w:num w:numId="5">
-    <w:abstractNumId w:val="5"/>
+    <w:abstractNumId w:val="6"/>
   </w:num>
   <w:num w:numId="6">
     <w:abstractNumId w:val="1"/>
@@ -3855,13 +4402,16 @@
     <w:abstractNumId w:val="0"/>
   </w:num>
   <w:num w:numId="8">
-    <w:abstractNumId w:val="6"/>
+    <w:abstractNumId w:val="7"/>
   </w:num>
   <w:num w:numId="9">
     <w:abstractNumId w:val="3"/>
   </w:num>
   <w:num w:numId="10">
-    <w:abstractNumId w:val="8"/>
+    <w:abstractNumId w:val="9"/>
+  </w:num>
+  <w:num w:numId="11">
+    <w:abstractNumId w:val="4"/>
   </w:num>
 </w:numbering>
 </file>
